--- a/downloads/handouts/Unit 02/Handout 02.14 - Venture Risk Cards.docx
+++ b/downloads/handouts/Unit 02/Handout 02.14 - Venture Risk Cards.docx
@@ -542,7 +542,7 @@
     </w:rPrDefault>
     <w:pPrDefault>
       <w:pPr>
-        <w:spacing w:after="200"/>
+        <w:spacing w:line="300" w:lineRule="auto" w:after="200"/>
       </w:pPr>
     </w:pPrDefault>
   </w:docDefaults>

--- a/downloads/handouts/Unit 02/Handout 02.14 - Venture Risk Cards.docx
+++ b/downloads/handouts/Unit 02/Handout 02.14 - Venture Risk Cards.docx
@@ -6,9 +6,9 @@
       <w:pPr>
         <w:pStyle w:val="Heading1"/>
       </w:pPr>
-      <w:bookmarkStart w:id="20" w:name="handout-02.14-venture-risk-cards"/>
-      <w:r>
-        <w:t xml:space="preserve">Handout 02.14: Venture Risk Cards</w:t>
+      <w:bookmarkStart w:id="20" w:name="handout-2.14-venture-risk-cards"/>
+      <w:r>
+        <w:t xml:space="preserve">Handout 2.14: Venture Risk Cards</w:t>
       </w:r>
       <w:bookmarkEnd w:id="20"/>
     </w:p>
@@ -542,7 +542,7 @@
     </w:rPrDefault>
     <w:pPrDefault>
       <w:pPr>
-        <w:spacing w:line="300" w:lineRule="auto" w:after="200"/>
+        <w:spacing w:after="200"/>
       </w:pPr>
     </w:pPrDefault>
   </w:docDefaults>
